--- a/documentation/4_PROJECT_DIARY.docx
+++ b/documentation/4_PROJECT_DIARY.docx
@@ -31,7 +31,7 @@
         <w:jc w:val="center"/>
       </w:pPr>
       <w:r>
-        <w:t>Generated on: 2026-04-24</w:t>
+        <w:t>Generated on: 2026-04-28</w:t>
       </w:r>
     </w:p>
     <w:p>
